--- a/published/ai-robotics/01_robotic_systems/04_cognition/study-guides/04_cognition-practice_quiz.docx
+++ b/published/ai-robotics/01_robotic_systems/04_cognition/study-guides/04_cognition-practice_quiz.docx
@@ -4,7 +4,7 @@
   <w:body>
     <w:p>
       <w:r>
-        <w:t>Practice Quiz: Cognition</w:t>
+        <w:t>Practice Quiz: Cognition in Robotic Systems</w:t>
       </w:r>
     </w:p>
     <w:p>
@@ -14,98 +14,162 @@
     </w:p>
     <w:p>
       <w:r>
-        <w:t>What is the primary role of Cognition in Active Inference?</w:t>
+        <w:t>In a robotic system, cognition is best understood as:</w:t>
         <w:br/>
-        <w:t>A) To maximize reward</w:t>
+        <w:t>A) The physical hardware of the processor</w:t>
         <w:br/>
-        <w:t>B) To minimize variational free energy</w:t>
+        <w:t>B) The computational processes that maintain, update, and integrate the generative model over time</w:t>
         <w:br/>
-        <w:t>C) To increase entropy</w:t>
+        <w:t>C) The robot's ability to communicate with humans</w:t>
         <w:br/>
-        <w:t>D) To eliminate the Markov Blanket</w:t>
+        <w:t>D) The electrical current flowing through circuits   Answer: B -- Cognition in Active Inference encompasses the internal computational processes that maintain beliefs about the world state, integrate information across time and sensory modalities, and update the generative model. It bridges perception (incoming data) and action (outgoing commands).</w:t>
       </w:r>
     </w:p>
     <w:p>
       <w:r>
-        <w:t>In Robotics, Cognition is best described as:</w:t>
+        <w:t>A mobile robot maintains a costmap that integrates lidar scans over time to build an obstacle representation. This costmap is best described as:</w:t>
         <w:br/>
-        <w:t>A) A static property</w:t>
+        <w:t>A) A sensory state of the Markov blanket</w:t>
         <w:br/>
-        <w:t>B) A dynamic process</w:t>
+        <w:t>B) An active state of the Markov blanket</w:t>
         <w:br/>
-        <w:t>C) An external state</w:t>
+        <w:t>C) An internal state -- a cognitive representation maintained by the robot's generative model</w:t>
         <w:br/>
-        <w:t>D) A random variable</w:t>
+        <w:t>D) An external state belonging to the environment   Answer: C -- The costmap is an internal belief state that the robot maintains and updates through cognitive processes. It integrates multiple perceptual inputs over time into a coherent spatial representation used for planning and decision-making.</w:t>
       </w:r>
     </w:p>
     <w:p>
       <w:r>
-        <w:t>Which mathematical quantity is most central to Cognition?</w:t>
+        <w:t>Working memory in a robotic system corresponds to:</w:t>
         <w:br/>
-        <w:t>A) The Lagrangian</w:t>
+        <w:t>A) The robot's hard drive storage capacity</w:t>
         <w:br/>
-        <w:t>B) The expected free energy</w:t>
+        <w:t>B) Actively maintained belief states that are updated in real time and influence ongoing action selection</w:t>
         <w:br/>
-        <w:t>C) The surprisal</w:t>
+        <w:t>C) Data backed up to cloud storage</w:t>
         <w:br/>
-        <w:t>D) The precision</w:t>
+        <w:t>D) The total number of sensors on the robot   Answer: B -- Working memory in Active Inference terms consists of actively maintained posterior beliefs about current and recent states that the robot uses for ongoing decision-making -- such as tracking the positions of multiple objects during a manipulation task.</w:t>
       </w:r>
     </w:p>
     <w:p>
       <w:r>
-        <w:t>How does Cognition relate to the concept of the Generative Model?</w:t>
+        <w:t>What role does precision weighting play in robotic cognition?</w:t>
         <w:br/>
-        <w:t>A) It is separate from the model</w:t>
+        <w:t>A) It determines the physical weight of the robot</w:t>
         <w:br/>
-        <w:t>B) It is a component of the model</w:t>
+        <w:t>B) It modulates which sensory channels and internal predictions have the most influence on belief updates, functioning as a form of attention</w:t>
         <w:br/>
-        <w:t>C) It destroys the model</w:t>
+        <w:t>C) It sets the speed of the robot's motors</w:t>
         <w:br/>
-        <w:t>D) It is only relevant for the environment</w:t>
+        <w:t>D) It controls the robot's power consumption   Answer: B -- Precision weighting in Active Inference acts as an attention mechanism. A robot handling a delicate object increases the precision (weighting) of its force sensor predictions relative to visual predictions, focusing cognitive resources on the most task-relevant information channel.</w:t>
       </w:r>
     </w:p>
     <w:p>
       <w:r>
-        <w:t>A failure in Cognition would likely result in:</w:t>
+        <w:t>A drone performing visual SLAM simultaneously estimates its own pose and builds a 3D map. The cognitive challenge here is:</w:t>
         <w:br/>
-        <w:t>A) Perfect prediction</w:t>
+        <w:t>A) Choosing the right color for the drone</w:t>
         <w:br/>
-        <w:t>B) Generalized surprise</w:t>
+        <w:t>B) Jointly estimating interdependent hidden states (pose and map) from ambiguous observations, requiring sophisticated approximate inference</w:t>
         <w:br/>
-        <w:t>C) Immediate death of the agent</w:t>
+        <w:t>C) Flying as fast as possible</w:t>
         <w:br/>
-        <w:t>D) Zero entropy</w:t>
+        <w:t>D) Minimizing the weight of the drone   Answer: B -- SLAM is a canonical example of robotic cognition: the robot must jointly infer its own position (which depends on the map) and the map structure (which depends on the position), resolving circular dependencies through iterative approximate inference methods.</w:t>
       </w:r>
     </w:p>
     <w:p>
       <w:r>
-        <w:t>Which scale is most relevant for analyzing Cognition in this course?</w:t>
+        <w:t>Hierarchical generative models in robotic cognition allow:</w:t>
         <w:br/>
-        <w:t>A) Quantum</w:t>
+        <w:t>A) Only single-level reasoning about immediate sensor readings</w:t>
         <w:br/>
-        <w:t>B) Neural</w:t>
+        <w:t>B) Reasoning at multiple abstraction levels -- from low-level sensor processing to mid-level object recognition to high-level task understanding</w:t>
         <w:br/>
-        <w:t>C) Social</w:t>
+        <w:t>C) Eliminating the need for any sensors</w:t>
         <w:br/>
-        <w:t>D) All of the above</w:t>
+        <w:t>D) Reducing the robot to a single computational process   Answer: B -- Hierarchical models enable a manipulation robot to simultaneously reason about joint torques (low level), object poses (mid level), and task goals like "assemble the widget" (high level). Each level predicts and constrains the level below.</w:t>
       </w:r>
     </w:p>
     <w:p>
       <w:r>
-        <w:t>Cognition connects directly to which other component?</w:t>
+        <w:t>When a robot encounters a situation it has never seen before, high prediction error across all levels of the generative model indicates:</w:t>
         <w:br/>
-        <w:t>A) The step before it</w:t>
+        <w:t>A) The robot is functioning perfectly</w:t>
         <w:br/>
-        <w:t>B) The step after it</w:t>
+        <w:t>B) Cognitive surprise -- requiring either significant model updating, exploratory action, or a request for human assistance</w:t>
         <w:br/>
-        <w:t>C) Both A and B</w:t>
+        <w:t>C) The robot should ignore the novel situation</w:t>
         <w:br/>
-        <w:t>D) None of the above</w:t>
+        <w:t>D) All sensors have failed simultaneously   Answer: B -- Pervasive high prediction error signals genuine novelty. The robot must decide whether to update its model (accommodate the new situation), act to reduce uncertainty (explore), or escalate to a human operator if the novelty exceeds its adaptive capacity.</w:t>
       </w:r>
     </w:p>
     <w:p>
       <w:r>
-        <w:t>Part B: Short Answer</w:t>
+        <w:t>A robot performing a multi-step assembly task must maintain a belief about which steps have been completed. This is an example of:</w:t>
+        <w:br/>
+        <w:t>A) Passive perception</w:t>
+        <w:br/>
+        <w:t>B) Motor control</w:t>
+        <w:br/>
+        <w:t>C) Cognitive state tracking -- maintaining a belief state over a task-level generative model with discrete state transitions</w:t>
+        <w:br/>
+        <w:t>D) Sensor calibration   Answer: C -- Task state tracking requires the robot to maintain and update beliefs about a hidden variable (current task state) that evolves through discrete transitions (step completed, step failed). This is a core cognitive function that operates at a higher abstraction level than sensorimotor control.</w:t>
+      </w:r>
+    </w:p>
+    <w:p>
+      <w:r>
+        <w:t>The concept of "counterfactual reasoning" in robotic cognition refers to:</w:t>
+        <w:br/>
+        <w:t>A) Counting the number of facts in the robot's database</w:t>
+        <w:br/>
+        <w:t>B) Mentally simulating the consequences of actions not yet taken, evaluating alternative futures through the generative model</w:t>
+        <w:br/>
+        <w:t>C) Reasoning only about past events</w:t>
+        <w:br/>
+        <w:t>D) Rejecting all factual information   Answer: B -- An Active Inference robot uses its generative model to simulate "what would happen if I did X versus Y" -- evaluating expected free energy under different action policies before committing to one. This counterfactual evaluation is central to deliberative planning.</w:t>
+      </w:r>
+    </w:p>
+    <w:p>
+      <w:r>
+        <w:t>Belief propagation in a factor graph used for robot state estimation is, from a cognitive perspective:</w:t>
+        <w:br/>
+        <w:t>A) Unrelated to cognition</w:t>
+        <w:br/>
+        <w:t>B) A distributed inference algorithm where local computations at each node integrate information from neighboring nodes, implementing cognitive integration across the generative model</w:t>
+        <w:br/>
+        <w:t>C) Only useful for social media robots</w:t>
+        <w:br/>
+        <w:t>D) A method for physical object transport   Answer: B -- Factor graph belief propagation implements cognitive integration: each variable node (pose, landmark, calibration parameter) updates its belief by combining messages from connected factor nodes (sensor measurements, dynamics constraints), achieving global coherence through local computation.</w:t>
+      </w:r>
+    </w:p>
+    <w:p>
+      <w:r>
+        <w:t>Part B: Short Answer and Design Prompts</w:t>
+      </w:r>
+    </w:p>
+    <w:p>
+      <w:r>
+        <w:t>A robot chef must track the state of multiple dishes being cooked simultaneously, each at different stages of preparation. Design a cognitive architecture using Active Inference that maintains beliefs about each dish's state, detects when a dish needs attention (prediction error), and allocates the robot's actions appropriately.</w:t>
+      </w:r>
+    </w:p>
+    <w:p>
+      <w:r>
+        <w:t>Explain how a quadruped robot like Boston Dynamics' Spot uses hierarchical cognition: low-level leg coordination, mid-level terrain assessment, and high-level mission planning. How do prediction errors propagate between levels?</w:t>
+      </w:r>
+    </w:p>
+    <w:p>
+      <w:r>
+        <w:t>Compare the cognitive demands of a robot performing repetitive pick-and-place in a structured factory versus a robot navigating a disaster site for search and rescue. How do the generative model requirements differ?</w:t>
+      </w:r>
+    </w:p>
+    <w:p>
+      <w:r>
+        <w:t>How would you implement an "attention mechanism" for a mobile manipulator that must handle both navigation hazards and manipulation targets? Describe how precision weighting would shift between sensory channels as the robot transitions from traveling to grasping.</w:t>
+      </w:r>
+    </w:p>
+    <w:p>
+      <w:r>
+        <w:t>A collaborative robot must infer the intention of a human coworker from observed movements. Design a cognitive model that maintains beliefs about the human's goal and adapts the robot's actions to complement the human's plan. What are the key hidden states and observation models?</w:t>
       </w:r>
     </w:p>
     <w:sectPr>
